--- a/Document/SCI_SE_13.ProjectReflection.docx
+++ b/Document/SCI_SE_13.ProjectReflection.docx
@@ -1274,7 +1274,7 @@
           <w:sz w:val="32"/>
           <w:szCs w:val="36"/>
         </w:rPr>
-        <w:t>4</w:t>
+        <w:t>3</w:t>
       </w:r>
       <w:r>
         <w:rPr>
@@ -5986,7 +5986,15 @@
                 <w:sz w:val="26"/>
                 <w:szCs w:val="26"/>
               </w:rPr>
-              <w:t>…./2024</w:t>
+              <w:t>…./202</w:t>
+            </w:r>
+            <w:r>
+              <w:rPr>
+                <w:rFonts w:ascii="Times New Roman" w:hAnsi="Times New Roman" w:cs="Times New Roman"/>
+                <w:sz w:val="26"/>
+                <w:szCs w:val="26"/>
+              </w:rPr>
+              <w:t>6</w:t>
             </w:r>
           </w:p>
         </w:tc>
@@ -6252,7 +6260,15 @@
                 <w:sz w:val="26"/>
                 <w:szCs w:val="26"/>
               </w:rPr>
-              <w:t>…./2024</w:t>
+              <w:t>…./202</w:t>
+            </w:r>
+            <w:r>
+              <w:rPr>
+                <w:rFonts w:ascii="Times New Roman" w:hAnsi="Times New Roman" w:cs="Times New Roman"/>
+                <w:sz w:val="26"/>
+                <w:szCs w:val="26"/>
+              </w:rPr>
+              <w:t>6</w:t>
             </w:r>
           </w:p>
         </w:tc>
@@ -6594,7 +6610,15 @@
                 <w:sz w:val="26"/>
                 <w:szCs w:val="26"/>
               </w:rPr>
-              <w:t>…./2024</w:t>
+              <w:t>…./202</w:t>
+            </w:r>
+            <w:r>
+              <w:rPr>
+                <w:rFonts w:ascii="Times New Roman" w:hAnsi="Times New Roman" w:cs="Times New Roman"/>
+                <w:sz w:val="26"/>
+                <w:szCs w:val="26"/>
+              </w:rPr>
+              <w:t>6</w:t>
             </w:r>
           </w:p>
         </w:tc>
@@ -6877,7 +6901,15 @@
                 <w:sz w:val="26"/>
                 <w:szCs w:val="26"/>
               </w:rPr>
-              <w:t>…./2024</w:t>
+              <w:t>…./202</w:t>
+            </w:r>
+            <w:r>
+              <w:rPr>
+                <w:rFonts w:ascii="Times New Roman" w:hAnsi="Times New Roman" w:cs="Times New Roman"/>
+                <w:sz w:val="26"/>
+                <w:szCs w:val="26"/>
+              </w:rPr>
+              <w:t>6</w:t>
             </w:r>
           </w:p>
         </w:tc>
@@ -7128,7 +7160,15 @@
                 <w:sz w:val="26"/>
                 <w:szCs w:val="26"/>
               </w:rPr>
-              <w:t>…./2024</w:t>
+              <w:t>…./202</w:t>
+            </w:r>
+            <w:r>
+              <w:rPr>
+                <w:rFonts w:ascii="Times New Roman" w:hAnsi="Times New Roman" w:cs="Times New Roman"/>
+                <w:sz w:val="26"/>
+                <w:szCs w:val="26"/>
+              </w:rPr>
+              <w:t>6</w:t>
             </w:r>
           </w:p>
         </w:tc>
@@ -7369,7 +7409,15 @@
                 <w:sz w:val="26"/>
                 <w:szCs w:val="26"/>
               </w:rPr>
-              <w:t>…./2024</w:t>
+              <w:t>…./202</w:t>
+            </w:r>
+            <w:r>
+              <w:rPr>
+                <w:rFonts w:ascii="Times New Roman" w:hAnsi="Times New Roman" w:cs="Times New Roman"/>
+                <w:sz w:val="26"/>
+                <w:szCs w:val="26"/>
+              </w:rPr>
+              <w:t>6</w:t>
             </w:r>
           </w:p>
         </w:tc>
@@ -7621,7 +7669,15 @@
                 <w:sz w:val="26"/>
                 <w:szCs w:val="26"/>
               </w:rPr>
-              <w:t>…./2024</w:t>
+              <w:t>…./202</w:t>
+            </w:r>
+            <w:r>
+              <w:rPr>
+                <w:rFonts w:ascii="Times New Roman" w:hAnsi="Times New Roman" w:cs="Times New Roman"/>
+                <w:sz w:val="26"/>
+                <w:szCs w:val="26"/>
+              </w:rPr>
+              <w:t>6</w:t>
             </w:r>
           </w:p>
         </w:tc>
